--- a/R/figures/Table2.docx
+++ b/R/figures/Table2.docx
@@ -1,6 +1,6 @@
 
 <file path=word/document.xml><?xml version="1.0" encoding="utf-8"?>
-<w:document xmlns:wpc="http://schemas.microsoft.com/office/word/2010/wordprocessingCanvas" xmlns:cx="http://schemas.microsoft.com/office/drawing/2014/chartex" xmlns:cx1="http://schemas.microsoft.com/office/drawing/2015/9/8/chartex" xmlns:cx2="http://schemas.microsoft.com/office/drawing/2015/10/21/chartex" xmlns:cx3="http://schemas.microsoft.com/office/drawing/2016/5/9/chartex" xmlns:cx4="http://schemas.microsoft.com/office/drawing/2016/5/10/chartex" xmlns:cx5="http://schemas.microsoft.com/office/drawing/2016/5/11/chartex" xmlns:cx6="http://schemas.microsoft.com/office/drawing/2016/5/12/chartex" xmlns:cx7="http://schemas.microsoft.com/office/drawing/2016/5/13/chartex" xmlns:cx8="http://schemas.microsoft.com/office/drawing/2016/5/14/chartex" xmlns:mc="http://schemas.openxmlformats.org/markup-compatibility/2006" xmlns:aink="http://schemas.microsoft.com/office/drawing/2016/ink" xmlns:am3d="http://schemas.microsoft.com/office/drawing/2017/model3d" xmlns:o="urn:schemas-microsoft-com:office:office" xmlns:oel="http://schemas.microsoft.com/office/2019/extlst" xmlns:r="http://schemas.openxmlformats.org/officeDocument/2006/relationships" xmlns:m="http://schemas.openxmlformats.org/officeDocument/2006/math" xmlns:v="urn:schemas-microsoft-com:vml" xmlns:wp14="http://schemas.microsoft.com/office/word/2010/wordprocessingDrawing" xmlns:wp="http://schemas.openxmlformats.org/drawingml/2006/wordprocessingDrawing" xmlns:w10="urn:schemas-microsoft-com:office:word" xmlns:w="http://schemas.openxmlformats.org/wordprocessingml/2006/main" xmlns:w14="http://schemas.microsoft.com/office/word/2010/wordml" xmlns:w15="http://schemas.microsoft.com/office/word/2012/wordml" xmlns:w16cex="http://schemas.microsoft.com/office/word/2018/wordml/cex" xmlns:w16cid="http://schemas.microsoft.com/office/word/2016/wordml/cid" xmlns:w16="http://schemas.microsoft.com/office/word/2018/wordml" xmlns:w16sdtdh="http://schemas.microsoft.com/office/word/2020/wordml/sdtdatahash" xmlns:w16se="http://schemas.microsoft.com/office/word/2015/wordml/symex" xmlns:wpg="http://schemas.microsoft.com/office/word/2010/wordprocessingGroup" xmlns:wpi="http://schemas.microsoft.com/office/word/2010/wordprocessingInk" xmlns:wne="http://schemas.microsoft.com/office/word/2006/wordml" xmlns:wps="http://schemas.microsoft.com/office/word/2010/wordprocessingShape" mc:Ignorable="w14 w15 w16se w16cid w16 w16cex w16sdtdh wp14">
+<w:document xmlns:wpc="http://schemas.microsoft.com/office/word/2010/wordprocessingCanvas" xmlns:cx="http://schemas.microsoft.com/office/drawing/2014/chartex" xmlns:cx1="http://schemas.microsoft.com/office/drawing/2015/9/8/chartex" xmlns:cx2="http://schemas.microsoft.com/office/drawing/2015/10/21/chartex" xmlns:cx3="http://schemas.microsoft.com/office/drawing/2016/5/9/chartex" xmlns:cx4="http://schemas.microsoft.com/office/drawing/2016/5/10/chartex" xmlns:cx5="http://schemas.microsoft.com/office/drawing/2016/5/11/chartex" xmlns:cx6="http://schemas.microsoft.com/office/drawing/2016/5/12/chartex" xmlns:cx7="http://schemas.microsoft.com/office/drawing/2016/5/13/chartex" xmlns:cx8="http://schemas.microsoft.com/office/drawing/2016/5/14/chartex" xmlns:mc="http://schemas.openxmlformats.org/markup-compatibility/2006" xmlns:aink="http://schemas.microsoft.com/office/drawing/2016/ink" xmlns:am3d="http://schemas.microsoft.com/office/drawing/2017/model3d" xmlns:o="urn:schemas-microsoft-com:office:office" xmlns:oel="http://schemas.microsoft.com/office/2019/extlst" xmlns:r="http://schemas.openxmlformats.org/officeDocument/2006/relationships" xmlns:m="http://schemas.openxmlformats.org/officeDocument/2006/math" xmlns:v="urn:schemas-microsoft-com:vml" xmlns:wp14="http://schemas.microsoft.com/office/word/2010/wordprocessingDrawing" xmlns:wp="http://schemas.openxmlformats.org/drawingml/2006/wordprocessingDrawing" xmlns:w10="urn:schemas-microsoft-com:office:word" xmlns:w="http://schemas.openxmlformats.org/wordprocessingml/2006/main" xmlns:w14="http://schemas.microsoft.com/office/word/2010/wordml" xmlns:w15="http://schemas.microsoft.com/office/word/2012/wordml" xmlns:w16cex="http://schemas.microsoft.com/office/word/2018/wordml/cex" xmlns:w16cid="http://schemas.microsoft.com/office/word/2016/wordml/cid" xmlns:w16="http://schemas.microsoft.com/office/word/2018/wordml" xmlns:w16du="http://schemas.microsoft.com/office/word/2023/wordml/word16du" xmlns:w16sdtdh="http://schemas.microsoft.com/office/word/2020/wordml/sdtdatahash" xmlns:w16sdtfl="http://schemas.microsoft.com/office/word/2024/wordml/sdtformatlock" xmlns:w16se="http://schemas.microsoft.com/office/word/2015/wordml/symex" xmlns:wpg="http://schemas.microsoft.com/office/word/2010/wordprocessingGroup" xmlns:wpi="http://schemas.microsoft.com/office/word/2010/wordprocessingInk" xmlns:wne="http://schemas.microsoft.com/office/word/2006/wordml" xmlns:wps="http://schemas.microsoft.com/office/word/2010/wordprocessingShape" mc:Ignorable="w14 w15 w16se w16cid w16 w16cex w16sdtdh w16sdtfl w16du wp14">
   <w:body>
     <w:tbl>
       <w:tblPr>
@@ -14,12 +14,12 @@
         <w:tblLook w:val="04A0" w:firstRow="1" w:lastRow="0" w:firstColumn="1" w:lastColumn="0" w:noHBand="0" w:noVBand="1"/>
       </w:tblPr>
       <w:tblGrid>
-        <w:gridCol w:w="620"/>
-        <w:gridCol w:w="1746"/>
-        <w:gridCol w:w="793"/>
-        <w:gridCol w:w="1304"/>
-        <w:gridCol w:w="3533"/>
-        <w:gridCol w:w="1014"/>
+        <w:gridCol w:w="623"/>
+        <w:gridCol w:w="1770"/>
+        <w:gridCol w:w="795"/>
+        <w:gridCol w:w="1329"/>
+        <w:gridCol w:w="3706"/>
+        <w:gridCol w:w="787"/>
       </w:tblGrid>
       <w:tr>
         <w:tc>
@@ -527,7 +527,27 @@
                 <w:szCs w:val="18"/>
                 <w:shd w:val="clear" w:color="auto" w:fill="FFFFFF"/>
               </w:rPr>
-              <w:t>(38)</w:t>
+              <w:t>(</w:t>
+            </w:r>
+            <w:r>
+              <w:rPr>
+                <w:rFonts w:ascii="Calibri" w:hAnsi="Calibri" w:cs="Calibri"/>
+                <w:color w:val="000000"/>
+                <w:sz w:val="18"/>
+                <w:szCs w:val="18"/>
+                <w:shd w:val="clear" w:color="auto" w:fill="FFFFFF"/>
+              </w:rPr>
+              <w:t>43</w:t>
+            </w:r>
+            <w:r>
+              <w:rPr>
+                <w:rFonts w:ascii="Calibri" w:hAnsi="Calibri" w:cs="Calibri"/>
+                <w:color w:val="000000"/>
+                <w:sz w:val="18"/>
+                <w:szCs w:val="18"/>
+                <w:shd w:val="clear" w:color="auto" w:fill="FFFFFF"/>
+              </w:rPr>
+              <w:t>)</w:t>
             </w:r>
           </w:p>
         </w:tc>
@@ -772,7 +792,27 @@
                 <w:szCs w:val="18"/>
                 <w:shd w:val="clear" w:color="auto" w:fill="FFFFFF"/>
               </w:rPr>
-              <w:t>(39)</w:t>
+              <w:t>(</w:t>
+            </w:r>
+            <w:r>
+              <w:rPr>
+                <w:rFonts w:ascii="Calibri" w:hAnsi="Calibri" w:cs="Calibri"/>
+                <w:color w:val="000000"/>
+                <w:sz w:val="18"/>
+                <w:szCs w:val="18"/>
+                <w:shd w:val="clear" w:color="auto" w:fill="FFFFFF"/>
+              </w:rPr>
+              <w:t>44</w:t>
+            </w:r>
+            <w:r>
+              <w:rPr>
+                <w:rFonts w:ascii="Calibri" w:hAnsi="Calibri" w:cs="Calibri"/>
+                <w:color w:val="000000"/>
+                <w:sz w:val="18"/>
+                <w:szCs w:val="18"/>
+                <w:shd w:val="clear" w:color="auto" w:fill="FFFFFF"/>
+              </w:rPr>
+              <w:t>)</w:t>
             </w:r>
           </w:p>
         </w:tc>
@@ -1017,7 +1057,27 @@
                 <w:szCs w:val="18"/>
                 <w:shd w:val="clear" w:color="auto" w:fill="FFFFFF"/>
               </w:rPr>
-              <w:t>(40–42)</w:t>
+              <w:t>(4</w:t>
+            </w:r>
+            <w:r>
+              <w:rPr>
+                <w:rFonts w:ascii="Calibri" w:hAnsi="Calibri" w:cs="Calibri"/>
+                <w:color w:val="000000"/>
+                <w:sz w:val="18"/>
+                <w:szCs w:val="18"/>
+                <w:shd w:val="clear" w:color="auto" w:fill="FFFFFF"/>
+              </w:rPr>
+              <w:t>5,46</w:t>
+            </w:r>
+            <w:r>
+              <w:rPr>
+                <w:rFonts w:ascii="Calibri" w:hAnsi="Calibri" w:cs="Calibri"/>
+                <w:color w:val="000000"/>
+                <w:sz w:val="18"/>
+                <w:szCs w:val="18"/>
+                <w:shd w:val="clear" w:color="auto" w:fill="FFFFFF"/>
+              </w:rPr>
+              <w:t>)</w:t>
             </w:r>
           </w:p>
         </w:tc>
@@ -1262,7 +1322,27 @@
                 <w:szCs w:val="18"/>
                 <w:shd w:val="clear" w:color="auto" w:fill="FFFFFF"/>
               </w:rPr>
-              <w:t>(42,43)</w:t>
+              <w:t>(4</w:t>
+            </w:r>
+            <w:r>
+              <w:rPr>
+                <w:rFonts w:ascii="Calibri" w:hAnsi="Calibri" w:cs="Calibri"/>
+                <w:color w:val="000000"/>
+                <w:sz w:val="18"/>
+                <w:szCs w:val="18"/>
+                <w:shd w:val="clear" w:color="auto" w:fill="FFFFFF"/>
+              </w:rPr>
+              <w:t>5</w:t>
+            </w:r>
+            <w:r>
+              <w:rPr>
+                <w:rFonts w:ascii="Calibri" w:hAnsi="Calibri" w:cs="Calibri"/>
+                <w:color w:val="000000"/>
+                <w:sz w:val="18"/>
+                <w:szCs w:val="18"/>
+                <w:shd w:val="clear" w:color="auto" w:fill="FFFFFF"/>
+              </w:rPr>
+              <w:t>)</w:t>
             </w:r>
           </w:p>
         </w:tc>
@@ -1507,7 +1587,27 @@
                 <w:szCs w:val="18"/>
                 <w:shd w:val="clear" w:color="auto" w:fill="FFFFFF"/>
               </w:rPr>
-              <w:t>(44,45)</w:t>
+              <w:t>(4</w:t>
+            </w:r>
+            <w:r>
+              <w:rPr>
+                <w:rFonts w:ascii="Calibri" w:hAnsi="Calibri" w:cs="Calibri"/>
+                <w:color w:val="000000"/>
+                <w:sz w:val="18"/>
+                <w:szCs w:val="18"/>
+                <w:shd w:val="clear" w:color="auto" w:fill="FFFFFF"/>
+              </w:rPr>
+              <w:t>7</w:t>
+            </w:r>
+            <w:r>
+              <w:rPr>
+                <w:rFonts w:ascii="Calibri" w:hAnsi="Calibri" w:cs="Calibri"/>
+                <w:color w:val="000000"/>
+                <w:sz w:val="18"/>
+                <w:szCs w:val="18"/>
+                <w:shd w:val="clear" w:color="auto" w:fill="FFFFFF"/>
+              </w:rPr>
+              <w:t>)</w:t>
             </w:r>
           </w:p>
         </w:tc>
@@ -1752,7 +1852,27 @@
                 <w:szCs w:val="18"/>
                 <w:shd w:val="clear" w:color="auto" w:fill="FFFFFF"/>
               </w:rPr>
-              <w:t>(44–46)</w:t>
+              <w:t>(4</w:t>
+            </w:r>
+            <w:r>
+              <w:rPr>
+                <w:rFonts w:ascii="Calibri" w:hAnsi="Calibri" w:cs="Calibri"/>
+                <w:color w:val="000000"/>
+                <w:sz w:val="18"/>
+                <w:szCs w:val="18"/>
+                <w:shd w:val="clear" w:color="auto" w:fill="FFFFFF"/>
+              </w:rPr>
+              <w:t>7</w:t>
+            </w:r>
+            <w:r>
+              <w:rPr>
+                <w:rFonts w:ascii="Calibri" w:hAnsi="Calibri" w:cs="Calibri"/>
+                <w:color w:val="000000"/>
+                <w:sz w:val="18"/>
+                <w:szCs w:val="18"/>
+                <w:shd w:val="clear" w:color="auto" w:fill="FFFFFF"/>
+              </w:rPr>
+              <w:t>)</w:t>
             </w:r>
           </w:p>
         </w:tc>
@@ -1997,7 +2117,27 @@
                 <w:szCs w:val="18"/>
                 <w:shd w:val="clear" w:color="auto" w:fill="FFFFFF"/>
               </w:rPr>
-              <w:t>(44,45)</w:t>
+              <w:t>(4</w:t>
+            </w:r>
+            <w:r>
+              <w:rPr>
+                <w:rFonts w:ascii="Calibri" w:hAnsi="Calibri" w:cs="Calibri"/>
+                <w:color w:val="000000"/>
+                <w:sz w:val="18"/>
+                <w:szCs w:val="18"/>
+                <w:shd w:val="clear" w:color="auto" w:fill="FFFFFF"/>
+              </w:rPr>
+              <w:t>7</w:t>
+            </w:r>
+            <w:r>
+              <w:rPr>
+                <w:rFonts w:ascii="Calibri" w:hAnsi="Calibri" w:cs="Calibri"/>
+                <w:color w:val="000000"/>
+                <w:sz w:val="18"/>
+                <w:szCs w:val="18"/>
+                <w:shd w:val="clear" w:color="auto" w:fill="FFFFFF"/>
+              </w:rPr>
+              <w:t>)</w:t>
             </w:r>
           </w:p>
         </w:tc>
@@ -2242,7 +2382,27 @@
                 <w:szCs w:val="18"/>
                 <w:shd w:val="clear" w:color="auto" w:fill="FFFFFF"/>
               </w:rPr>
-              <w:t>(42)</w:t>
+              <w:t>(4</w:t>
+            </w:r>
+            <w:r>
+              <w:rPr>
+                <w:rFonts w:ascii="Calibri" w:hAnsi="Calibri" w:cs="Calibri"/>
+                <w:color w:val="000000"/>
+                <w:sz w:val="18"/>
+                <w:szCs w:val="18"/>
+                <w:shd w:val="clear" w:color="auto" w:fill="FFFFFF"/>
+              </w:rPr>
+              <w:t>5</w:t>
+            </w:r>
+            <w:r>
+              <w:rPr>
+                <w:rFonts w:ascii="Calibri" w:hAnsi="Calibri" w:cs="Calibri"/>
+                <w:color w:val="000000"/>
+                <w:sz w:val="18"/>
+                <w:szCs w:val="18"/>
+                <w:shd w:val="clear" w:color="auto" w:fill="FFFFFF"/>
+              </w:rPr>
+              <w:t>)</w:t>
             </w:r>
           </w:p>
         </w:tc>
@@ -2487,7 +2647,47 @@
                 <w:szCs w:val="18"/>
                 <w:shd w:val="clear" w:color="auto" w:fill="FFFFFF"/>
               </w:rPr>
-              <w:t>(40,42)</w:t>
+              <w:t>(4</w:t>
+            </w:r>
+            <w:r>
+              <w:rPr>
+                <w:rFonts w:ascii="Calibri" w:hAnsi="Calibri" w:cs="Calibri"/>
+                <w:color w:val="000000"/>
+                <w:sz w:val="18"/>
+                <w:szCs w:val="18"/>
+                <w:shd w:val="clear" w:color="auto" w:fill="FFFFFF"/>
+              </w:rPr>
+              <w:t>5</w:t>
+            </w:r>
+            <w:r>
+              <w:rPr>
+                <w:rFonts w:ascii="Calibri" w:hAnsi="Calibri" w:cs="Calibri"/>
+                <w:color w:val="000000"/>
+                <w:sz w:val="18"/>
+                <w:szCs w:val="18"/>
+                <w:shd w:val="clear" w:color="auto" w:fill="FFFFFF"/>
+              </w:rPr>
+              <w:t>,4</w:t>
+            </w:r>
+            <w:r>
+              <w:rPr>
+                <w:rFonts w:ascii="Calibri" w:hAnsi="Calibri" w:cs="Calibri"/>
+                <w:color w:val="000000"/>
+                <w:sz w:val="18"/>
+                <w:szCs w:val="18"/>
+                <w:shd w:val="clear" w:color="auto" w:fill="FFFFFF"/>
+              </w:rPr>
+              <w:t>6</w:t>
+            </w:r>
+            <w:r>
+              <w:rPr>
+                <w:rFonts w:ascii="Calibri" w:hAnsi="Calibri" w:cs="Calibri"/>
+                <w:color w:val="000000"/>
+                <w:sz w:val="18"/>
+                <w:szCs w:val="18"/>
+                <w:shd w:val="clear" w:color="auto" w:fill="FFFFFF"/>
+              </w:rPr>
+              <w:t>)</w:t>
             </w:r>
           </w:p>
         </w:tc>
@@ -2732,7 +2932,47 @@
                 <w:szCs w:val="18"/>
                 <w:shd w:val="clear" w:color="auto" w:fill="FFFFFF"/>
               </w:rPr>
-              <w:t>(42,44)</w:t>
+              <w:t>(4</w:t>
+            </w:r>
+            <w:r>
+              <w:rPr>
+                <w:rFonts w:ascii="Calibri" w:hAnsi="Calibri" w:cs="Calibri"/>
+                <w:color w:val="000000"/>
+                <w:sz w:val="18"/>
+                <w:szCs w:val="18"/>
+                <w:shd w:val="clear" w:color="auto" w:fill="FFFFFF"/>
+              </w:rPr>
+              <w:t>5</w:t>
+            </w:r>
+            <w:r>
+              <w:rPr>
+                <w:rFonts w:ascii="Calibri" w:hAnsi="Calibri" w:cs="Calibri"/>
+                <w:color w:val="000000"/>
+                <w:sz w:val="18"/>
+                <w:szCs w:val="18"/>
+                <w:shd w:val="clear" w:color="auto" w:fill="FFFFFF"/>
+              </w:rPr>
+              <w:t>,4</w:t>
+            </w:r>
+            <w:r>
+              <w:rPr>
+                <w:rFonts w:ascii="Calibri" w:hAnsi="Calibri" w:cs="Calibri"/>
+                <w:color w:val="000000"/>
+                <w:sz w:val="18"/>
+                <w:szCs w:val="18"/>
+                <w:shd w:val="clear" w:color="auto" w:fill="FFFFFF"/>
+              </w:rPr>
+              <w:t>7</w:t>
+            </w:r>
+            <w:r>
+              <w:rPr>
+                <w:rFonts w:ascii="Calibri" w:hAnsi="Calibri" w:cs="Calibri"/>
+                <w:color w:val="000000"/>
+                <w:sz w:val="18"/>
+                <w:szCs w:val="18"/>
+                <w:shd w:val="clear" w:color="auto" w:fill="FFFFFF"/>
+              </w:rPr>
+              <w:t>)</w:t>
             </w:r>
           </w:p>
         </w:tc>
@@ -2977,7 +3217,27 @@
                 <w:szCs w:val="18"/>
                 <w:shd w:val="clear" w:color="auto" w:fill="FFFFFF"/>
               </w:rPr>
-              <w:t>(3,42,44,47)</w:t>
+              <w:t>(3,4</w:t>
+            </w:r>
+            <w:r>
+              <w:rPr>
+                <w:rFonts w:ascii="Calibri" w:hAnsi="Calibri" w:cs="Calibri"/>
+                <w:color w:val="000000"/>
+                <w:sz w:val="18"/>
+                <w:szCs w:val="18"/>
+                <w:shd w:val="clear" w:color="auto" w:fill="FFFFFF"/>
+              </w:rPr>
+              <w:t>5</w:t>
+            </w:r>
+            <w:r>
+              <w:rPr>
+                <w:rFonts w:ascii="Calibri" w:hAnsi="Calibri" w:cs="Calibri"/>
+                <w:color w:val="000000"/>
+                <w:sz w:val="18"/>
+                <w:szCs w:val="18"/>
+                <w:shd w:val="clear" w:color="auto" w:fill="FFFFFF"/>
+              </w:rPr>
+              <w:t>,47)</w:t>
             </w:r>
           </w:p>
         </w:tc>
@@ -3222,7 +3482,47 @@
                 <w:szCs w:val="18"/>
                 <w:shd w:val="clear" w:color="auto" w:fill="FFFFFF"/>
               </w:rPr>
-              <w:t>(42,44,48,49)</w:t>
+              <w:t>(4</w:t>
+            </w:r>
+            <w:r>
+              <w:rPr>
+                <w:rFonts w:ascii="Calibri" w:hAnsi="Calibri" w:cs="Calibri"/>
+                <w:color w:val="000000"/>
+                <w:sz w:val="18"/>
+                <w:szCs w:val="18"/>
+                <w:shd w:val="clear" w:color="auto" w:fill="FFFFFF"/>
+              </w:rPr>
+              <w:t>5</w:t>
+            </w:r>
+            <w:r>
+              <w:rPr>
+                <w:rFonts w:ascii="Calibri" w:hAnsi="Calibri" w:cs="Calibri"/>
+                <w:color w:val="000000"/>
+                <w:sz w:val="18"/>
+                <w:szCs w:val="18"/>
+                <w:shd w:val="clear" w:color="auto" w:fill="FFFFFF"/>
+              </w:rPr>
+              <w:t>,4</w:t>
+            </w:r>
+            <w:r>
+              <w:rPr>
+                <w:rFonts w:ascii="Calibri" w:hAnsi="Calibri" w:cs="Calibri"/>
+                <w:color w:val="000000"/>
+                <w:sz w:val="18"/>
+                <w:szCs w:val="18"/>
+                <w:shd w:val="clear" w:color="auto" w:fill="FFFFFF"/>
+              </w:rPr>
+              <w:t>7</w:t>
+            </w:r>
+            <w:r>
+              <w:rPr>
+                <w:rFonts w:ascii="Calibri" w:hAnsi="Calibri" w:cs="Calibri"/>
+                <w:color w:val="000000"/>
+                <w:sz w:val="18"/>
+                <w:szCs w:val="18"/>
+                <w:shd w:val="clear" w:color="auto" w:fill="FFFFFF"/>
+              </w:rPr>
+              <w:t>,48)</w:t>
             </w:r>
           </w:p>
         </w:tc>
@@ -3712,7 +4012,27 @@
                 <w:szCs w:val="18"/>
                 <w:shd w:val="clear" w:color="auto" w:fill="FFFFFF"/>
               </w:rPr>
-              <w:t>(40)</w:t>
+              <w:t>(4</w:t>
+            </w:r>
+            <w:r>
+              <w:rPr>
+                <w:rFonts w:ascii="Calibri" w:hAnsi="Calibri" w:cs="Calibri"/>
+                <w:color w:val="000000"/>
+                <w:sz w:val="18"/>
+                <w:szCs w:val="18"/>
+                <w:shd w:val="clear" w:color="auto" w:fill="FFFFFF"/>
+              </w:rPr>
+              <w:t>6</w:t>
+            </w:r>
+            <w:r>
+              <w:rPr>
+                <w:rFonts w:ascii="Calibri" w:hAnsi="Calibri" w:cs="Calibri"/>
+                <w:color w:val="000000"/>
+                <w:sz w:val="18"/>
+                <w:szCs w:val="18"/>
+                <w:shd w:val="clear" w:color="auto" w:fill="FFFFFF"/>
+              </w:rPr>
+              <w:t>)</w:t>
             </w:r>
           </w:p>
         </w:tc>
@@ -3957,7 +4277,47 @@
                 <w:szCs w:val="18"/>
                 <w:shd w:val="clear" w:color="auto" w:fill="FFFFFF"/>
               </w:rPr>
-              <w:t>(42,44,50,51)</w:t>
+              <w:t>(4</w:t>
+            </w:r>
+            <w:r>
+              <w:rPr>
+                <w:rFonts w:ascii="Calibri" w:hAnsi="Calibri" w:cs="Calibri"/>
+                <w:color w:val="000000"/>
+                <w:sz w:val="18"/>
+                <w:szCs w:val="18"/>
+                <w:shd w:val="clear" w:color="auto" w:fill="FFFFFF"/>
+              </w:rPr>
+              <w:t>5</w:t>
+            </w:r>
+            <w:r>
+              <w:rPr>
+                <w:rFonts w:ascii="Calibri" w:hAnsi="Calibri" w:cs="Calibri"/>
+                <w:color w:val="000000"/>
+                <w:sz w:val="18"/>
+                <w:szCs w:val="18"/>
+                <w:shd w:val="clear" w:color="auto" w:fill="FFFFFF"/>
+              </w:rPr>
+              <w:t>,4</w:t>
+            </w:r>
+            <w:r>
+              <w:rPr>
+                <w:rFonts w:ascii="Calibri" w:hAnsi="Calibri" w:cs="Calibri"/>
+                <w:color w:val="000000"/>
+                <w:sz w:val="18"/>
+                <w:szCs w:val="18"/>
+                <w:shd w:val="clear" w:color="auto" w:fill="FFFFFF"/>
+              </w:rPr>
+              <w:t>7</w:t>
+            </w:r>
+            <w:r>
+              <w:rPr>
+                <w:rFonts w:ascii="Calibri" w:hAnsi="Calibri" w:cs="Calibri"/>
+                <w:color w:val="000000"/>
+                <w:sz w:val="18"/>
+                <w:szCs w:val="18"/>
+                <w:shd w:val="clear" w:color="auto" w:fill="FFFFFF"/>
+              </w:rPr>
+              <w:t>)</w:t>
             </w:r>
           </w:p>
         </w:tc>
@@ -4202,7 +4562,47 @@
                 <w:szCs w:val="18"/>
                 <w:shd w:val="clear" w:color="auto" w:fill="FFFFFF"/>
               </w:rPr>
-              <w:t>(42,44,52)</w:t>
+              <w:t>(4</w:t>
+            </w:r>
+            <w:r>
+              <w:rPr>
+                <w:rFonts w:ascii="Calibri" w:hAnsi="Calibri" w:cs="Calibri"/>
+                <w:color w:val="000000"/>
+                <w:sz w:val="18"/>
+                <w:szCs w:val="18"/>
+                <w:shd w:val="clear" w:color="auto" w:fill="FFFFFF"/>
+              </w:rPr>
+              <w:t>5</w:t>
+            </w:r>
+            <w:r>
+              <w:rPr>
+                <w:rFonts w:ascii="Calibri" w:hAnsi="Calibri" w:cs="Calibri"/>
+                <w:color w:val="000000"/>
+                <w:sz w:val="18"/>
+                <w:szCs w:val="18"/>
+                <w:shd w:val="clear" w:color="auto" w:fill="FFFFFF"/>
+              </w:rPr>
+              <w:t>,4</w:t>
+            </w:r>
+            <w:r>
+              <w:rPr>
+                <w:rFonts w:ascii="Calibri" w:hAnsi="Calibri" w:cs="Calibri"/>
+                <w:color w:val="000000"/>
+                <w:sz w:val="18"/>
+                <w:szCs w:val="18"/>
+                <w:shd w:val="clear" w:color="auto" w:fill="FFFFFF"/>
+              </w:rPr>
+              <w:t>7</w:t>
+            </w:r>
+            <w:r>
+              <w:rPr>
+                <w:rFonts w:ascii="Calibri" w:hAnsi="Calibri" w:cs="Calibri"/>
+                <w:color w:val="000000"/>
+                <w:sz w:val="18"/>
+                <w:szCs w:val="18"/>
+                <w:shd w:val="clear" w:color="auto" w:fill="FFFFFF"/>
+              </w:rPr>
+              <w:t>)</w:t>
             </w:r>
           </w:p>
         </w:tc>
@@ -4447,7 +4847,27 @@
                 <w:szCs w:val="18"/>
                 <w:shd w:val="clear" w:color="auto" w:fill="FFFFFF"/>
               </w:rPr>
-              <w:t>(42)</w:t>
+              <w:t>(4</w:t>
+            </w:r>
+            <w:r>
+              <w:rPr>
+                <w:rFonts w:ascii="Calibri" w:hAnsi="Calibri" w:cs="Calibri"/>
+                <w:color w:val="000000"/>
+                <w:sz w:val="18"/>
+                <w:szCs w:val="18"/>
+                <w:shd w:val="clear" w:color="auto" w:fill="FFFFFF"/>
+              </w:rPr>
+              <w:t>5</w:t>
+            </w:r>
+            <w:r>
+              <w:rPr>
+                <w:rFonts w:ascii="Calibri" w:hAnsi="Calibri" w:cs="Calibri"/>
+                <w:color w:val="000000"/>
+                <w:sz w:val="18"/>
+                <w:szCs w:val="18"/>
+                <w:shd w:val="clear" w:color="auto" w:fill="FFFFFF"/>
+              </w:rPr>
+              <w:t>)</w:t>
             </w:r>
           </w:p>
         </w:tc>
@@ -4654,21 +5074,7 @@
                 <w:lang w:eastAsia="en-GB"/>
                 <w14:ligatures w14:val="none"/>
               </w:rPr>
-              <w:t xml:space="preserve">Adopted by soldier and kept on military base before importation; transported with &gt;20 </w:t>
-            </w:r>
-            <w:r>
-              <w:rPr>
-                <w:rFonts w:ascii="Calibri" w:eastAsia="Times New Roman" w:hAnsi="Calibri" w:cs="Calibri"/>
-                <w:color w:val="000000"/>
-                <w:kern w:val="0"/>
-                <w:sz w:val="18"/>
-                <w:szCs w:val="18"/>
-                <w:shd w:val="clear" w:color="auto" w:fill="FFFFFF"/>
-                <w:lang w:eastAsia="en-GB"/>
-                <w14:ligatures w14:val="none"/>
-              </w:rPr>
-              <w:lastRenderedPageBreak/>
-              <w:t>dogs with no vaccination certificates; symptoms manifested while quarantined</w:t>
+              <w:t>Adopted by soldier and kept on military base before importation; transported with &gt;20 dogs with no vaccination certificates; symptoms manifested while quarantined</w:t>
             </w:r>
           </w:p>
         </w:tc>
@@ -4706,8 +5112,27 @@
                 <w:szCs w:val="18"/>
                 <w:shd w:val="clear" w:color="auto" w:fill="FFFFFF"/>
               </w:rPr>
-              <w:lastRenderedPageBreak/>
-              <w:t>(53,54)</w:t>
+              <w:t>(</w:t>
+            </w:r>
+            <w:r>
+              <w:rPr>
+                <w:rFonts w:ascii="Calibri" w:hAnsi="Calibri" w:cs="Calibri"/>
+                <w:color w:val="000000"/>
+                <w:sz w:val="18"/>
+                <w:szCs w:val="18"/>
+                <w:shd w:val="clear" w:color="auto" w:fill="FFFFFF"/>
+              </w:rPr>
+              <w:t>49</w:t>
+            </w:r>
+            <w:r>
+              <w:rPr>
+                <w:rFonts w:ascii="Calibri" w:hAnsi="Calibri" w:cs="Calibri"/>
+                <w:color w:val="000000"/>
+                <w:sz w:val="18"/>
+                <w:szCs w:val="18"/>
+                <w:shd w:val="clear" w:color="auto" w:fill="FFFFFF"/>
+              </w:rPr>
+              <w:t>)</w:t>
             </w:r>
           </w:p>
         </w:tc>
@@ -4750,6 +5175,7 @@
                 <w:lang w:eastAsia="en-GB"/>
                 <w14:ligatures w14:val="none"/>
               </w:rPr>
+              <w:lastRenderedPageBreak/>
               <w:t>Feb 2010</w:t>
             </w:r>
           </w:p>
@@ -4952,7 +5378,27 @@
                 <w:szCs w:val="18"/>
                 <w:shd w:val="clear" w:color="auto" w:fill="FFFFFF"/>
               </w:rPr>
-              <w:t>(42,44,55)</w:t>
+              <w:t>(</w:t>
+            </w:r>
+            <w:r>
+              <w:rPr>
+                <w:rFonts w:ascii="Calibri" w:hAnsi="Calibri" w:cs="Calibri"/>
+                <w:color w:val="000000"/>
+                <w:sz w:val="18"/>
+                <w:szCs w:val="18"/>
+                <w:shd w:val="clear" w:color="auto" w:fill="FFFFFF"/>
+              </w:rPr>
+              <w:t>50,51</w:t>
+            </w:r>
+            <w:r>
+              <w:rPr>
+                <w:rFonts w:ascii="Calibri" w:hAnsi="Calibri" w:cs="Calibri"/>
+                <w:color w:val="000000"/>
+                <w:sz w:val="18"/>
+                <w:szCs w:val="18"/>
+                <w:shd w:val="clear" w:color="auto" w:fill="FFFFFF"/>
+              </w:rPr>
+              <w:t>)</w:t>
             </w:r>
           </w:p>
         </w:tc>
@@ -5197,7 +5643,27 @@
                 <w:szCs w:val="18"/>
                 <w:shd w:val="clear" w:color="auto" w:fill="FFFFFF"/>
               </w:rPr>
-              <w:t>(40)</w:t>
+              <w:t>(4</w:t>
+            </w:r>
+            <w:r>
+              <w:rPr>
+                <w:rFonts w:ascii="Calibri" w:hAnsi="Calibri" w:cs="Calibri"/>
+                <w:color w:val="000000"/>
+                <w:sz w:val="18"/>
+                <w:szCs w:val="18"/>
+                <w:shd w:val="clear" w:color="auto" w:fill="FFFFFF"/>
+              </w:rPr>
+              <w:t>6</w:t>
+            </w:r>
+            <w:r>
+              <w:rPr>
+                <w:rFonts w:ascii="Calibri" w:hAnsi="Calibri" w:cs="Calibri"/>
+                <w:color w:val="000000"/>
+                <w:sz w:val="18"/>
+                <w:szCs w:val="18"/>
+                <w:shd w:val="clear" w:color="auto" w:fill="FFFFFF"/>
+              </w:rPr>
+              <w:t>)</w:t>
             </w:r>
           </w:p>
         </w:tc>
@@ -5442,7 +5908,27 @@
                 <w:szCs w:val="18"/>
                 <w:shd w:val="clear" w:color="auto" w:fill="FFFFFF"/>
               </w:rPr>
-              <w:t>(44,56)</w:t>
+              <w:t>(4</w:t>
+            </w:r>
+            <w:r>
+              <w:rPr>
+                <w:rFonts w:ascii="Calibri" w:hAnsi="Calibri" w:cs="Calibri"/>
+                <w:color w:val="000000"/>
+                <w:sz w:val="18"/>
+                <w:szCs w:val="18"/>
+                <w:shd w:val="clear" w:color="auto" w:fill="FFFFFF"/>
+              </w:rPr>
+              <w:t>7</w:t>
+            </w:r>
+            <w:r>
+              <w:rPr>
+                <w:rFonts w:ascii="Calibri" w:hAnsi="Calibri" w:cs="Calibri"/>
+                <w:color w:val="000000"/>
+                <w:sz w:val="18"/>
+                <w:szCs w:val="18"/>
+                <w:shd w:val="clear" w:color="auto" w:fill="FFFFFF"/>
+              </w:rPr>
+              <w:t>)</w:t>
             </w:r>
           </w:p>
         </w:tc>
@@ -5687,7 +6173,27 @@
                 <w:szCs w:val="18"/>
                 <w:shd w:val="clear" w:color="auto" w:fill="FFFFFF"/>
               </w:rPr>
-              <w:t>(44,57,58)</w:t>
+              <w:t>(4</w:t>
+            </w:r>
+            <w:r>
+              <w:rPr>
+                <w:rFonts w:ascii="Calibri" w:hAnsi="Calibri" w:cs="Calibri"/>
+                <w:color w:val="000000"/>
+                <w:sz w:val="18"/>
+                <w:szCs w:val="18"/>
+                <w:shd w:val="clear" w:color="auto" w:fill="FFFFFF"/>
+              </w:rPr>
+              <w:t>7</w:t>
+            </w:r>
+            <w:r>
+              <w:rPr>
+                <w:rFonts w:ascii="Calibri" w:hAnsi="Calibri" w:cs="Calibri"/>
+                <w:color w:val="000000"/>
+                <w:sz w:val="18"/>
+                <w:szCs w:val="18"/>
+                <w:shd w:val="clear" w:color="auto" w:fill="FFFFFF"/>
+              </w:rPr>
+              <w:t>)</w:t>
             </w:r>
           </w:p>
         </w:tc>
@@ -5932,7 +6438,27 @@
                 <w:szCs w:val="18"/>
                 <w:shd w:val="clear" w:color="auto" w:fill="FFFFFF"/>
               </w:rPr>
-              <w:t>(59)</w:t>
+              <w:t>(5</w:t>
+            </w:r>
+            <w:r>
+              <w:rPr>
+                <w:rFonts w:ascii="Calibri" w:hAnsi="Calibri" w:cs="Calibri"/>
+                <w:color w:val="000000"/>
+                <w:sz w:val="18"/>
+                <w:szCs w:val="18"/>
+                <w:shd w:val="clear" w:color="auto" w:fill="FFFFFF"/>
+              </w:rPr>
+              <w:t>2</w:t>
+            </w:r>
+            <w:r>
+              <w:rPr>
+                <w:rFonts w:ascii="Calibri" w:hAnsi="Calibri" w:cs="Calibri"/>
+                <w:color w:val="000000"/>
+                <w:sz w:val="18"/>
+                <w:szCs w:val="18"/>
+                <w:shd w:val="clear" w:color="auto" w:fill="FFFFFF"/>
+              </w:rPr>
+              <w:t>)</w:t>
             </w:r>
           </w:p>
         </w:tc>
@@ -6177,7 +6703,27 @@
                 <w:szCs w:val="18"/>
                 <w:shd w:val="clear" w:color="auto" w:fill="FFFFFF"/>
               </w:rPr>
-              <w:t>(60,61)</w:t>
+              <w:t>(</w:t>
+            </w:r>
+            <w:r>
+              <w:rPr>
+                <w:rFonts w:ascii="Calibri" w:hAnsi="Calibri" w:cs="Calibri"/>
+                <w:color w:val="000000"/>
+                <w:sz w:val="18"/>
+                <w:szCs w:val="18"/>
+                <w:shd w:val="clear" w:color="auto" w:fill="FFFFFF"/>
+              </w:rPr>
+              <w:t>53</w:t>
+            </w:r>
+            <w:r>
+              <w:rPr>
+                <w:rFonts w:ascii="Calibri" w:hAnsi="Calibri" w:cs="Calibri"/>
+                <w:color w:val="000000"/>
+                <w:sz w:val="18"/>
+                <w:szCs w:val="18"/>
+                <w:shd w:val="clear" w:color="auto" w:fill="FFFFFF"/>
+              </w:rPr>
+              <w:t>)</w:t>
             </w:r>
           </w:p>
         </w:tc>
@@ -6450,7 +6996,27 @@
                 <w:szCs w:val="18"/>
                 <w:shd w:val="clear" w:color="auto" w:fill="FFFFFF"/>
               </w:rPr>
-              <w:t>(53,61)</w:t>
+              <w:t>(</w:t>
+            </w:r>
+            <w:r>
+              <w:rPr>
+                <w:rFonts w:ascii="Calibri" w:hAnsi="Calibri" w:cs="Calibri"/>
+                <w:color w:val="000000"/>
+                <w:sz w:val="18"/>
+                <w:szCs w:val="18"/>
+                <w:shd w:val="clear" w:color="auto" w:fill="FFFFFF"/>
+              </w:rPr>
+              <w:t>49,53</w:t>
+            </w:r>
+            <w:r>
+              <w:rPr>
+                <w:rFonts w:ascii="Calibri" w:hAnsi="Calibri" w:cs="Calibri"/>
+                <w:color w:val="000000"/>
+                <w:sz w:val="18"/>
+                <w:szCs w:val="18"/>
+                <w:shd w:val="clear" w:color="auto" w:fill="FFFFFF"/>
+              </w:rPr>
+              <w:t>)</w:t>
             </w:r>
           </w:p>
         </w:tc>
@@ -6695,7 +7261,27 @@
                 <w:szCs w:val="18"/>
                 <w:shd w:val="clear" w:color="auto" w:fill="FFFFFF"/>
               </w:rPr>
-              <w:t>(61,62)</w:t>
+              <w:t>(</w:t>
+            </w:r>
+            <w:r>
+              <w:rPr>
+                <w:rFonts w:ascii="Calibri" w:hAnsi="Calibri" w:cs="Calibri"/>
+                <w:color w:val="000000"/>
+                <w:sz w:val="18"/>
+                <w:szCs w:val="18"/>
+                <w:shd w:val="clear" w:color="auto" w:fill="FFFFFF"/>
+              </w:rPr>
+              <w:t>53</w:t>
+            </w:r>
+            <w:r>
+              <w:rPr>
+                <w:rFonts w:ascii="Calibri" w:hAnsi="Calibri" w:cs="Calibri"/>
+                <w:color w:val="000000"/>
+                <w:sz w:val="18"/>
+                <w:szCs w:val="18"/>
+                <w:shd w:val="clear" w:color="auto" w:fill="FFFFFF"/>
+              </w:rPr>
+              <w:t>)</w:t>
             </w:r>
           </w:p>
         </w:tc>
@@ -6940,7 +7526,27 @@
                 <w:szCs w:val="18"/>
                 <w:shd w:val="clear" w:color="auto" w:fill="FFFFFF"/>
               </w:rPr>
-              <w:t>(63)</w:t>
+              <w:t>(</w:t>
+            </w:r>
+            <w:r>
+              <w:rPr>
+                <w:rFonts w:ascii="Calibri" w:hAnsi="Calibri" w:cs="Calibri"/>
+                <w:color w:val="000000"/>
+                <w:sz w:val="18"/>
+                <w:szCs w:val="18"/>
+                <w:shd w:val="clear" w:color="auto" w:fill="FFFFFF"/>
+              </w:rPr>
+              <w:t>54</w:t>
+            </w:r>
+            <w:r>
+              <w:rPr>
+                <w:rFonts w:ascii="Calibri" w:hAnsi="Calibri" w:cs="Calibri"/>
+                <w:color w:val="000000"/>
+                <w:sz w:val="18"/>
+                <w:szCs w:val="18"/>
+                <w:shd w:val="clear" w:color="auto" w:fill="FFFFFF"/>
+              </w:rPr>
+              <w:t>)</w:t>
             </w:r>
           </w:p>
         </w:tc>
@@ -7024,35 +7630,7 @@
                 <w:lang w:eastAsia="en-GB"/>
                 <w14:ligatures w14:val="none"/>
               </w:rPr>
-              <w:t xml:space="preserve">Republic of </w:t>
-            </w:r>
-            <w:proofErr w:type="spellStart"/>
-            <w:r>
-              <w:rPr>
-                <w:rFonts w:ascii="Calibri" w:eastAsia="Times New Roman" w:hAnsi="Calibri" w:cs="Calibri"/>
-                <w:color w:val="000000"/>
-                <w:kern w:val="0"/>
-                <w:sz w:val="18"/>
-                <w:szCs w:val="18"/>
-                <w:shd w:val="clear" w:color="auto" w:fill="FFFFFF"/>
-                <w:lang w:eastAsia="en-GB"/>
-                <w14:ligatures w14:val="none"/>
-              </w:rPr>
-              <w:t>Türkiye</w:t>
-            </w:r>
-            <w:proofErr w:type="spellEnd"/>
-            <w:r>
-              <w:rPr>
-                <w:rFonts w:ascii="Calibri" w:eastAsia="Times New Roman" w:hAnsi="Calibri" w:cs="Calibri"/>
-                <w:color w:val="000000"/>
-                <w:kern w:val="0"/>
-                <w:sz w:val="18"/>
-                <w:szCs w:val="18"/>
-                <w:shd w:val="clear" w:color="auto" w:fill="FFFFFF"/>
-                <w:lang w:eastAsia="en-GB"/>
-                <w14:ligatures w14:val="none"/>
-              </w:rPr>
-              <w:t xml:space="preserve"> to Germany (via Bulgaria)</w:t>
+              <w:t>Republic of Türkiye to Germany (via Bulgaria)</w:t>
             </w:r>
           </w:p>
         </w:tc>
@@ -7213,7 +7791,27 @@
                 <w:szCs w:val="18"/>
                 <w:shd w:val="clear" w:color="auto" w:fill="FFFFFF"/>
               </w:rPr>
-              <w:t>(64)</w:t>
+              <w:t>(</w:t>
+            </w:r>
+            <w:r>
+              <w:rPr>
+                <w:rFonts w:ascii="Calibri" w:hAnsi="Calibri" w:cs="Calibri"/>
+                <w:color w:val="000000"/>
+                <w:sz w:val="18"/>
+                <w:szCs w:val="18"/>
+                <w:shd w:val="clear" w:color="auto" w:fill="FFFFFF"/>
+              </w:rPr>
+              <w:t>55</w:t>
+            </w:r>
+            <w:r>
+              <w:rPr>
+                <w:rFonts w:ascii="Calibri" w:hAnsi="Calibri" w:cs="Calibri"/>
+                <w:color w:val="000000"/>
+                <w:sz w:val="18"/>
+                <w:szCs w:val="18"/>
+                <w:shd w:val="clear" w:color="auto" w:fill="FFFFFF"/>
+              </w:rPr>
+              <w:t>)</w:t>
             </w:r>
           </w:p>
         </w:tc>
@@ -7458,7 +8056,27 @@
                 <w:szCs w:val="18"/>
                 <w:shd w:val="clear" w:color="auto" w:fill="FFFFFF"/>
               </w:rPr>
-              <w:t>(65)</w:t>
+              <w:t>(</w:t>
+            </w:r>
+            <w:r>
+              <w:rPr>
+                <w:rFonts w:ascii="Calibri" w:hAnsi="Calibri" w:cs="Calibri"/>
+                <w:color w:val="000000"/>
+                <w:sz w:val="18"/>
+                <w:szCs w:val="18"/>
+                <w:shd w:val="clear" w:color="auto" w:fill="FFFFFF"/>
+              </w:rPr>
+              <w:t>56</w:t>
+            </w:r>
+            <w:r>
+              <w:rPr>
+                <w:rFonts w:ascii="Calibri" w:hAnsi="Calibri" w:cs="Calibri"/>
+                <w:color w:val="000000"/>
+                <w:sz w:val="18"/>
+                <w:szCs w:val="18"/>
+                <w:shd w:val="clear" w:color="auto" w:fill="FFFFFF"/>
+              </w:rPr>
+              <w:t>)</w:t>
             </w:r>
           </w:p>
         </w:tc>
@@ -7703,7 +8321,27 @@
                 <w:szCs w:val="18"/>
                 <w:shd w:val="clear" w:color="auto" w:fill="FFFFFF"/>
               </w:rPr>
-              <w:t>(63)</w:t>
+              <w:t>(</w:t>
+            </w:r>
+            <w:r>
+              <w:rPr>
+                <w:rFonts w:ascii="Calibri" w:hAnsi="Calibri" w:cs="Calibri"/>
+                <w:color w:val="000000"/>
+                <w:sz w:val="18"/>
+                <w:szCs w:val="18"/>
+                <w:shd w:val="clear" w:color="auto" w:fill="FFFFFF"/>
+              </w:rPr>
+              <w:t>54</w:t>
+            </w:r>
+            <w:r>
+              <w:rPr>
+                <w:rFonts w:ascii="Calibri" w:hAnsi="Calibri" w:cs="Calibri"/>
+                <w:color w:val="000000"/>
+                <w:sz w:val="18"/>
+                <w:szCs w:val="18"/>
+                <w:shd w:val="clear" w:color="auto" w:fill="FFFFFF"/>
+              </w:rPr>
+              <w:t>)</w:t>
             </w:r>
           </w:p>
         </w:tc>
@@ -7731,7 +8369,37 @@
           <w:lang w:eastAsia="en-GB"/>
           <w14:ligatures w14:val="none"/>
         </w:rPr>
-        <w:t>Table 2. Illegal importations of dogs leading to rabies incursions from 2001 to 2022.</w:t>
+        <w:t>Table 2. Illegal importations of dogs leading to rabies incursions from 2001 to 202</w:t>
+      </w:r>
+      <w:r>
+        <w:rPr>
+          <w:rFonts w:ascii="Arial" w:eastAsia="Times New Roman" w:hAnsi="Arial" w:cs="Arial"/>
+          <w:b/>
+          <w:bCs/>
+          <w:color w:val="000000"/>
+          <w:kern w:val="0"/>
+          <w:sz w:val="22"/>
+          <w:szCs w:val="22"/>
+          <w:shd w:val="clear" w:color="auto" w:fill="FFFFFF"/>
+          <w:lang w:eastAsia="en-GB"/>
+          <w14:ligatures w14:val="none"/>
+        </w:rPr>
+        <w:t>5</w:t>
+      </w:r>
+      <w:r>
+        <w:rPr>
+          <w:rFonts w:ascii="Arial" w:eastAsia="Times New Roman" w:hAnsi="Arial" w:cs="Arial"/>
+          <w:b/>
+          <w:bCs/>
+          <w:color w:val="000000"/>
+          <w:kern w:val="0"/>
+          <w:sz w:val="22"/>
+          <w:szCs w:val="22"/>
+          <w:shd w:val="clear" w:color="auto" w:fill="FFFFFF"/>
+          <w:lang w:eastAsia="en-GB"/>
+          <w14:ligatures w14:val="none"/>
+        </w:rPr>
+        <w:t>.</w:t>
       </w:r>
     </w:p>
     <w:p>
@@ -7756,7 +8424,7 @@
 </file>
 
 <file path=word/styles.xml><?xml version="1.0" encoding="utf-8"?>
-<w:styles xmlns:mc="http://schemas.openxmlformats.org/markup-compatibility/2006" xmlns:r="http://schemas.openxmlformats.org/officeDocument/2006/relationships" xmlns:w="http://schemas.openxmlformats.org/wordprocessingml/2006/main" xmlns:w14="http://schemas.microsoft.com/office/word/2010/wordml" xmlns:w15="http://schemas.microsoft.com/office/word/2012/wordml" xmlns:w16cex="http://schemas.microsoft.com/office/word/2018/wordml/cex" xmlns:w16cid="http://schemas.microsoft.com/office/word/2016/wordml/cid" xmlns:w16="http://schemas.microsoft.com/office/word/2018/wordml" xmlns:w16sdtdh="http://schemas.microsoft.com/office/word/2020/wordml/sdtdatahash" xmlns:w16se="http://schemas.microsoft.com/office/word/2015/wordml/symex" mc:Ignorable="w14 w15 w16se w16cid w16 w16cex w16sdtdh">
+<w:styles xmlns:mc="http://schemas.openxmlformats.org/markup-compatibility/2006" xmlns:r="http://schemas.openxmlformats.org/officeDocument/2006/relationships" xmlns:w="http://schemas.openxmlformats.org/wordprocessingml/2006/main" xmlns:w14="http://schemas.microsoft.com/office/word/2010/wordml" xmlns:w15="http://schemas.microsoft.com/office/word/2012/wordml" xmlns:w16cex="http://schemas.microsoft.com/office/word/2018/wordml/cex" xmlns:w16cid="http://schemas.microsoft.com/office/word/2016/wordml/cid" xmlns:w16="http://schemas.microsoft.com/office/word/2018/wordml" xmlns:w16du="http://schemas.microsoft.com/office/word/2023/wordml/word16du" xmlns:w16sdtdh="http://schemas.microsoft.com/office/word/2020/wordml/sdtdatahash" xmlns:w16sdtfl="http://schemas.microsoft.com/office/word/2024/wordml/sdtformatlock" xmlns:w16se="http://schemas.microsoft.com/office/word/2015/wordml/symex" mc:Ignorable="w14 w15 w16se w16cid w16 w16cex w16sdtdh w16sdtfl w16du">
   <w:docDefaults>
     <w:rPrDefault>
       <w:rPr>
